--- a/test_data/smlouva_gdpr_test_58_anon.docx
+++ b/test_data/smlouva_gdpr_test_58_anon.docx
@@ -52,12 +52,12 @@
     </w:p>
     <w:p>
       <w:r>
-        <w:t>Obchodní firma / jméno: Exekutorský úřad [[ADDRESS_1]]</w:t>
+        <w:t>Obchodní firma / jméno: Exekutorský úřad Praha 9</w:t>
       </w:r>
     </w:p>
     <w:p>
       <w:r>
-        <w:t>[[ADDRESS_2]]</w:t>
+        <w:t>Sídlo: [[ADDRESS_1]]</w:t>
       </w:r>
     </w:p>
     <w:p>
@@ -93,7 +93,7 @@
     </w:p>
     <w:p>
       <w:r>
-        <w:t>Bydliště zástupce: [[ADDRESS_3]]</w:t>
+        <w:t>Bydliště zástupce: [[ADDRESS_2]]</w:t>
       </w:r>
     </w:p>
     <w:p>
@@ -152,12 +152,12 @@
     </w:p>
     <w:p>
       <w:r>
-        <w:t>[[ADDRESS_4]]</w:t>
+        <w:t>Trvalý pobyt: [[ADDRESS_3]]</w:t>
       </w:r>
     </w:p>
     <w:p>
       <w:r>
-        <w:t>Doručovací [[ADDRESS_4]]</w:t>
+        <w:t>Doručovací [[ADDRESS_3]]</w:t>
       </w:r>
     </w:p>
     <w:p>
@@ -225,7 +225,7 @@
     </w:p>
     <w:p>
       <w:r>
-        <w:t>2. Předmětem smlouvy je úprava vzájemných práv a povinností mezi [[PERSON_1]] zastupujícím poskytovatele a [[PERSON_2]] jako zaměstnanecem.</w:t>
+        <w:t>2. Předmětem smlouvy je úprava vzájemných práv a povinností mezi [[PERSON_1]] zastupujícím poskytovatele a [[PERSON_3]] jako zaměstnanecem.</w:t>
       </w:r>
     </w:p>
     <w:p>
@@ -441,7 +441,7 @@
     </w:p>
     <w:p>
       <w:r>
-        <w:t>c) Písemně na adresy: [[ADDRESS_9]] 168/15, 301 00 [[ADDRESS_10]]</w:t>
+        <w:t>c) Písemně na adresy: [[ADDRESS_2]] a [[ADDRESS_3]]</w:t>
       </w:r>
     </w:p>
     <w:p/>
@@ -485,12 +485,12 @@
     </w:p>
     <w:p>
       <w:r>
-        <w:t>- Akuzativ: [[PERSON_1]], [[PERSON_10]], [[PERSON_9]]</w:t>
+        <w:t>- Akuzativ: [[PERSON_1]], [[PERSON_2]], [[PERSON_4]]</w:t>
       </w:r>
     </w:p>
     <w:p>
       <w:r>
-        <w:t>- Instrumentál: [[PERSON_1]], [[PERSON_2]], [[PERSON_4]]</w:t>
+        <w:t>- Instrumentál: [[PERSON_1]], [[PERSON_3]], [[PERSON_4]]</w:t>
       </w:r>
     </w:p>
     <w:p>
@@ -565,12 +565,12 @@
     </w:p>
     <w:p>
       <w:r>
-        <w:t>7. Platební karta pro expresní úhrady (nepovinné): 5341 2119 6479 3529, [[ADDRESS_11]]: 936.</w:t>
+        <w:t>7. Platební karta pro expresní úhrady (nepovinné): 5341 2119 6479 3529, platnost 03/28, CVC: ***.</w:t>
       </w:r>
     </w:p>
     <w:p>
       <w:r>
-        <w:t>8. Fakturační údaje: [[ADDRESS_12]]: [[ICO_1]], DIČ: [[DIC_1]], [[ADDRESS_2]].</w:t>
+        <w:t>8. Fakturační údaje: Exekutorský úřad Praha 9, [[ICO_1]], DIČ: [[DIC_1]], [[ADDRESS_1]].</w:t>
       </w:r>
     </w:p>
     <w:p/>
@@ -684,7 +684,7 @@
     <w:p/>
     <w:p>
       <w:r>
-        <w:t>1. [[ADDRESS_13]] [[ICO_1]], [[ADDRESS_2]] (dále jen „Správce").</w:t>
+        <w:t>1. Správcem osobních údajů je Exekutorský úřad Praha 9, [[ICO_1]], se [[ADDRESS_1]] (dále jen „Správce").</w:t>
       </w:r>
     </w:p>
     <w:p>
@@ -802,7 +802,7 @@
     <w:p/>
     <w:p>
       <w:r>
-        <w:t>1. Smluvní strany se dohodly, že veškerá komunikace mezi [[PERSON_1]] a [[PERSON_2]] bude probíhat v českém jazyce.</w:t>
+        <w:t>1. Smluvní strany se dohodly, že veškerá komunikace mezi [[PERSON_1]] a [[PERSON_3]] bude probíhat v českém jazyce.</w:t>
       </w:r>
     </w:p>
     <w:p>
@@ -841,7 +841,7 @@
     </w:p>
     <w:p>
       <w:r>
-        <w:t>a) [[PERSON_1]] je oprávněn/a jednat za Exekutorský úřad [[ADDRESS_1]],</w:t>
+        <w:t>a) [[PERSON_1]] je oprávněn/a jednat za Exekutorský úřad Praha 9,</w:t>
       </w:r>
     </w:p>
     <w:p>
@@ -872,7 +872,7 @@
     </w:p>
     <w:p>
       <w:r>
-        <w:t>c) souhlasí s tím, aby [[PERSON_1]] kontaktoval/a [[PERSON_11]] a [[PERSON_7]] za účelem plnění smlouvy.</w:t>
+        <w:t>c) souhlasí s tím, aby [[PERSON_1]] kontaktoval/a [[PERSON_6]] a [[PERSON_7]] za účelem plnění smlouvy.</w:t>
       </w:r>
     </w:p>
     <w:p/>
@@ -917,7 +917,7 @@
     </w:p>
     <w:p>
       <w:r>
-        <w:t>a) Kopie občanského průkazu [[PERSON_2]] (č.[[PHONE_7]])</w:t>
+        <w:t>a) Kopie občanského průkazu [[PERSON_2]] (č.[[ID_CARD_2]])</w:t>
       </w:r>
     </w:p>
     <w:p>
@@ -938,7 +938,7 @@
     <w:p/>
     <w:p>
       <w:r>
-        <w:t>[[ADDRESS_14]] dne [[DATE_7]]</w:t>
+        <w:t>V Plzni dne [[DATE_7]]</w:t>
       </w:r>
     </w:p>
     <w:p/>
@@ -986,12 +986,12 @@
     <w:p/>
     <w:p>
       <w:r>
-        <w:t>Já, [[PERSON_2]], [[DATE_2]], [[BIRTH_ID_2]], [[ADDRESS_4]],</w:t>
+        <w:t>Já, [[PERSON_2]], [[DATE_2]], [[BIRTH_ID_2]], [[ADDRESS_3]],</w:t>
       </w:r>
     </w:p>
     <w:p>
       <w:r>
-        <w:t>tímto výslovně souhlasím se zpracováním svých osobních údajů společností Exekutorský úřad [[ADDRESS_1]] ([[ICO_1]])</w:t>
+        <w:t>tímto výslovně souhlasím se zpracováním svých osobních údajů společností Exekutorský úřad Praha 9 ([[ICO_1]])</w:t>
       </w:r>
     </w:p>
     <w:p>
@@ -1013,7 +1013,7 @@
     <w:p/>
     <w:p>
       <w:r>
-        <w:t>[[ADDRESS_14]] dne [[DATE_7]]</w:t>
+        <w:t>V Plzni dne [[DATE_7]]</w:t>
       </w:r>
     </w:p>
     <w:p/>
@@ -1028,6 +1028,12 @@
       </w:r>
     </w:p>
     <w:sectPr>
+      <w:headerReference w:type="default" r:id="rId9"/>
+      <w:footerReference w:type="default" r:id="rId10"/>
+      <w:headerReference w:type="first" r:id="rId11"/>
+      <w:footerReference w:type="first" r:id="rId12"/>
+      <w:headerReference w:type="even" r:id="rId13"/>
+      <w:footerReference w:type="even" r:id="rId14"/>
       <w:pgSz w:w="12240" w:h="15840"/>
       <w:pgMar w:top="1134" w:right="1417" w:bottom="1134" w:left="1417" w:header="720" w:footer="720" w:gutter="0"/>
       <w:cols w:space="720"/>
@@ -1035,6 +1041,66 @@
     </w:sectPr>
   </w:body>
 </w:document>
+</file>
+
+<file path=word/footer1.xml><?xml version="1.0" encoding="utf-8"?>
+<w:ftr xmlns:m="http://schemas.openxmlformats.org/officeDocument/2006/math" xmlns:mc="http://schemas.openxmlformats.org/markup-compatibility/2006" xmlns:mo="http://schemas.microsoft.com/office/mac/office/2008/main" xmlns:mv="urn:schemas-microsoft-com:mac:vml" xmlns:o="urn:schemas-microsoft-com:office:office" xmlns:r="http://schemas.openxmlformats.org/officeDocument/2006/relationships" xmlns:v="urn:schemas-microsoft-com:vml" xmlns:w10="urn:schemas-microsoft-com:office:word" xmlns:w14="http://schemas.microsoft.com/office/word/2010/wordml" xmlns:w="http://schemas.openxmlformats.org/wordprocessingml/2006/main" xmlns:wne="http://schemas.microsoft.com/office/word/2006/wordml" xmlns:wp14="http://schemas.microsoft.com/office/word/2010/wordprocessingDrawing" xmlns:wp="http://schemas.openxmlformats.org/drawingml/2006/wordprocessingDrawing" xmlns:wpc="http://schemas.microsoft.com/office/word/2010/wordprocessingCanvas" xmlns:wpg="http://schemas.microsoft.com/office/word/2010/wordprocessingGroup" xmlns:wpi="http://schemas.microsoft.com/office/word/2010/wordprocessingInk" xmlns:wps="http://schemas.microsoft.com/office/word/2010/wordprocessingShape" mc:Ignorable="w14 wp14">
+  <w:p>
+    <w:pPr>
+      <w:pStyle w:val="Footer"/>
+    </w:pPr>
+  </w:p>
+</w:ftr>
+</file>
+
+<file path=word/footer2.xml><?xml version="1.0" encoding="utf-8"?>
+<w:ftr xmlns:m="http://schemas.openxmlformats.org/officeDocument/2006/math" xmlns:mc="http://schemas.openxmlformats.org/markup-compatibility/2006" xmlns:mo="http://schemas.microsoft.com/office/mac/office/2008/main" xmlns:mv="urn:schemas-microsoft-com:mac:vml" xmlns:o="urn:schemas-microsoft-com:office:office" xmlns:r="http://schemas.openxmlformats.org/officeDocument/2006/relationships" xmlns:v="urn:schemas-microsoft-com:vml" xmlns:w10="urn:schemas-microsoft-com:office:word" xmlns:w14="http://schemas.microsoft.com/office/word/2010/wordml" xmlns:w="http://schemas.openxmlformats.org/wordprocessingml/2006/main" xmlns:wne="http://schemas.microsoft.com/office/word/2006/wordml" xmlns:wp14="http://schemas.microsoft.com/office/word/2010/wordprocessingDrawing" xmlns:wp="http://schemas.openxmlformats.org/drawingml/2006/wordprocessingDrawing" xmlns:wpc="http://schemas.microsoft.com/office/word/2010/wordprocessingCanvas" xmlns:wpg="http://schemas.microsoft.com/office/word/2010/wordprocessingGroup" xmlns:wpi="http://schemas.microsoft.com/office/word/2010/wordprocessingInk" xmlns:wps="http://schemas.microsoft.com/office/word/2010/wordprocessingShape" mc:Ignorable="w14 wp14">
+  <w:p>
+    <w:pPr>
+      <w:pStyle w:val="Footer"/>
+    </w:pPr>
+  </w:p>
+</w:ftr>
+</file>
+
+<file path=word/footer3.xml><?xml version="1.0" encoding="utf-8"?>
+<w:ftr xmlns:m="http://schemas.openxmlformats.org/officeDocument/2006/math" xmlns:mc="http://schemas.openxmlformats.org/markup-compatibility/2006" xmlns:mo="http://schemas.microsoft.com/office/mac/office/2008/main" xmlns:mv="urn:schemas-microsoft-com:mac:vml" xmlns:o="urn:schemas-microsoft-com:office:office" xmlns:r="http://schemas.openxmlformats.org/officeDocument/2006/relationships" xmlns:v="urn:schemas-microsoft-com:vml" xmlns:w10="urn:schemas-microsoft-com:office:word" xmlns:w14="http://schemas.microsoft.com/office/word/2010/wordml" xmlns:w="http://schemas.openxmlformats.org/wordprocessingml/2006/main" xmlns:wne="http://schemas.microsoft.com/office/word/2006/wordml" xmlns:wp14="http://schemas.microsoft.com/office/word/2010/wordprocessingDrawing" xmlns:wp="http://schemas.openxmlformats.org/drawingml/2006/wordprocessingDrawing" xmlns:wpc="http://schemas.microsoft.com/office/word/2010/wordprocessingCanvas" xmlns:wpg="http://schemas.microsoft.com/office/word/2010/wordprocessingGroup" xmlns:wpi="http://schemas.microsoft.com/office/word/2010/wordprocessingInk" xmlns:wps="http://schemas.microsoft.com/office/word/2010/wordprocessingShape" mc:Ignorable="w14 wp14">
+  <w:p>
+    <w:pPr>
+      <w:pStyle w:val="Footer"/>
+    </w:pPr>
+  </w:p>
+</w:ftr>
+</file>
+
+<file path=word/header1.xml><?xml version="1.0" encoding="utf-8"?>
+<w:hdr xmlns:m="http://schemas.openxmlformats.org/officeDocument/2006/math" xmlns:mc="http://schemas.openxmlformats.org/markup-compatibility/2006" xmlns:mo="http://schemas.microsoft.com/office/mac/office/2008/main" xmlns:mv="urn:schemas-microsoft-com:mac:vml" xmlns:o="urn:schemas-microsoft-com:office:office" xmlns:r="http://schemas.openxmlformats.org/officeDocument/2006/relationships" xmlns:v="urn:schemas-microsoft-com:vml" xmlns:w10="urn:schemas-microsoft-com:office:word" xmlns:w14="http://schemas.microsoft.com/office/word/2010/wordml" xmlns:w="http://schemas.openxmlformats.org/wordprocessingml/2006/main" xmlns:wne="http://schemas.microsoft.com/office/word/2006/wordml" xmlns:wp14="http://schemas.microsoft.com/office/word/2010/wordprocessingDrawing" xmlns:wp="http://schemas.openxmlformats.org/drawingml/2006/wordprocessingDrawing" xmlns:wpc="http://schemas.microsoft.com/office/word/2010/wordprocessingCanvas" xmlns:wpg="http://schemas.microsoft.com/office/word/2010/wordprocessingGroup" xmlns:wpi="http://schemas.microsoft.com/office/word/2010/wordprocessingInk" xmlns:wps="http://schemas.microsoft.com/office/word/2010/wordprocessingShape" mc:Ignorable="w14 wp14">
+  <w:p>
+    <w:pPr>
+      <w:pStyle w:val="Header"/>
+    </w:pPr>
+  </w:p>
+</w:hdr>
+</file>
+
+<file path=word/header2.xml><?xml version="1.0" encoding="utf-8"?>
+<w:hdr xmlns:m="http://schemas.openxmlformats.org/officeDocument/2006/math" xmlns:mc="http://schemas.openxmlformats.org/markup-compatibility/2006" xmlns:mo="http://schemas.microsoft.com/office/mac/office/2008/main" xmlns:mv="urn:schemas-microsoft-com:mac:vml" xmlns:o="urn:schemas-microsoft-com:office:office" xmlns:r="http://schemas.openxmlformats.org/officeDocument/2006/relationships" xmlns:v="urn:schemas-microsoft-com:vml" xmlns:w10="urn:schemas-microsoft-com:office:word" xmlns:w14="http://schemas.microsoft.com/office/word/2010/wordml" xmlns:w="http://schemas.openxmlformats.org/wordprocessingml/2006/main" xmlns:wne="http://schemas.microsoft.com/office/word/2006/wordml" xmlns:wp14="http://schemas.microsoft.com/office/word/2010/wordprocessingDrawing" xmlns:wp="http://schemas.openxmlformats.org/drawingml/2006/wordprocessingDrawing" xmlns:wpc="http://schemas.microsoft.com/office/word/2010/wordprocessingCanvas" xmlns:wpg="http://schemas.microsoft.com/office/word/2010/wordprocessingGroup" xmlns:wpi="http://schemas.microsoft.com/office/word/2010/wordprocessingInk" xmlns:wps="http://schemas.microsoft.com/office/word/2010/wordprocessingShape" mc:Ignorable="w14 wp14">
+  <w:p>
+    <w:pPr>
+      <w:pStyle w:val="Header"/>
+    </w:pPr>
+  </w:p>
+</w:hdr>
+</file>
+
+<file path=word/header3.xml><?xml version="1.0" encoding="utf-8"?>
+<w:hdr xmlns:m="http://schemas.openxmlformats.org/officeDocument/2006/math" xmlns:mc="http://schemas.openxmlformats.org/markup-compatibility/2006" xmlns:mo="http://schemas.microsoft.com/office/mac/office/2008/main" xmlns:mv="urn:schemas-microsoft-com:mac:vml" xmlns:o="urn:schemas-microsoft-com:office:office" xmlns:r="http://schemas.openxmlformats.org/officeDocument/2006/relationships" xmlns:v="urn:schemas-microsoft-com:vml" xmlns:w10="urn:schemas-microsoft-com:office:word" xmlns:w14="http://schemas.microsoft.com/office/word/2010/wordml" xmlns:w="http://schemas.openxmlformats.org/wordprocessingml/2006/main" xmlns:wne="http://schemas.microsoft.com/office/word/2006/wordml" xmlns:wp14="http://schemas.microsoft.com/office/word/2010/wordprocessingDrawing" xmlns:wp="http://schemas.openxmlformats.org/drawingml/2006/wordprocessingDrawing" xmlns:wpc="http://schemas.microsoft.com/office/word/2010/wordprocessingCanvas" xmlns:wpg="http://schemas.microsoft.com/office/word/2010/wordprocessingGroup" xmlns:wpi="http://schemas.microsoft.com/office/word/2010/wordprocessingInk" xmlns:wps="http://schemas.microsoft.com/office/word/2010/wordprocessingShape" mc:Ignorable="w14 wp14">
+  <w:p>
+    <w:pPr>
+      <w:pStyle w:val="Header"/>
+    </w:pPr>
+  </w:p>
+</w:hdr>
 </file>
 
 <file path=word/numbering.xml><?xml version="1.0" encoding="utf-8"?>
